--- a/WEB/r3.01.etudiants/td/code/CommandeDocker/COMMANDE DOCKER.docx
+++ b/WEB/r3.01.etudiants/td/code/CommandeDocker/COMMANDE DOCKER.docx
@@ -110,10 +110,7 @@
         <w:t> :</w:t>
       </w:r>
       <w:r>
-        <w:t xml:space="preserve"> </w:t>
-      </w:r>
-      <w:r>
-        <w:t xml:space="preserve">créer un conteneur appelé </w:t>
+        <w:t xml:space="preserve"> créer un conteneur appelé </w:t>
       </w:r>
       <w:proofErr w:type="spellStart"/>
       <w:r>
@@ -255,11 +252,49 @@
     </w:p>
     <w:p/>
     <w:p>
+      <w:proofErr w:type="gramStart"/>
+      <w:r>
+        <w:t>pour</w:t>
+      </w:r>
+      <w:proofErr w:type="gramEnd"/>
+      <w:r>
+        <w:t xml:space="preserve"> </w:t>
+      </w:r>
+      <w:proofErr w:type="gramStart"/>
+      <w:r>
+        <w:t>démarre  le</w:t>
+      </w:r>
+      <w:proofErr w:type="gramEnd"/>
+      <w:r>
+        <w:t xml:space="preserve"> conteneur : </w:t>
+      </w:r>
+    </w:p>
+    <w:p>
+      <w:proofErr w:type="gramStart"/>
+      <w:r>
+        <w:t>docker</w:t>
+      </w:r>
+      <w:proofErr w:type="gramEnd"/>
+      <w:r>
+        <w:t xml:space="preserve"> start </w:t>
+      </w:r>
+      <w:proofErr w:type="spellStart"/>
+      <w:r>
+        <w:t>tomcat_container</w:t>
+      </w:r>
+      <w:proofErr w:type="spellEnd"/>
+    </w:p>
+    <w:p>
       <w:r>
         <w:t>Vérifier les logs de Tomcat</w:t>
       </w:r>
       <w:r>
         <w:t> :</w:t>
+      </w:r>
+    </w:p>
+    <w:p>
+      <w:r>
+        <w:t>Pour voir ce qui se passe</w:t>
       </w:r>
     </w:p>
     <w:p>
@@ -908,6 +943,7 @@
   <w:style w:type="character" w:default="1" w:styleId="Policepardfaut">
     <w:name w:val="Default Paragraph Font"/>
     <w:uiPriority w:val="1"/>
+    <w:semiHidden/>
     <w:unhideWhenUsed/>
   </w:style>
   <w:style w:type="table" w:default="1" w:styleId="TableauNormal">
